--- a/tfl/tables/T-AE-06.docx
+++ b/tfl/tables/T-AE-06.docx
@@ -1726,7 +1726,7 @@
           <w:szCs w:val="14"/>
           <w:color w:val="C0392B"/>
         </w:rPr>
-        <w:t xml:space="preserve">DRAFT — produced 2026-07-19 — synthetic data, NOT for regulatory submission</w:t>
+        <w:t xml:space="preserve">DRAFT — produced 2026-09-20 — synthetic data, NOT for regulatory submission</w:t>
       </w:r>
     </w:p>
     <w:sectPr>

--- a/tfl/tables/T-AE-06.docx
+++ b/tfl/tables/T-AE-06.docx
@@ -129,7 +129,7 @@
           <w:szCs w:val="18"/>
           <w:color w:val="444444"/>
         </w:rPr>
-        <w:t xml:space="preserve">Safety Population (N=449)</w:t>
+        <w:t xml:space="preserve">Safety Population (N=450)</w:t>
       </w:r>
     </w:p>
     <w:p>
@@ -288,7 +288,7 @@
                 <w:szCs w:val="18"/>
                 <w:color w:val="FFFFFF"/>
               </w:rPr>
-              <w:t xml:space="preserve">(N=225)</w:t>
+              <w:t xml:space="preserve">(N=300)</w:t>
             </w:r>
           </w:p>
         </w:tc>
@@ -369,7 +369,7 @@
                 <w:szCs w:val="18"/>
                 <w:color w:val="FFFFFF"/>
               </w:rPr>
-              <w:t xml:space="preserve">(N=224)</w:t>
+              <w:t xml:space="preserve">(N=150)</w:t>
             </w:r>
           </w:p>
         </w:tc>
@@ -484,7 +484,7 @@
                 <w:szCs w:val="18"/>
                 <w:color w:val="000000"/>
               </w:rPr>
-              <w:t xml:space="preserve">69 (30.7)</w:t>
+              <w:t xml:space="preserve">112 (37.3)</w:t>
             </w:r>
           </w:p>
         </w:tc>
@@ -539,7 +539,7 @@
                 <w:szCs w:val="18"/>
                 <w:color w:val="000000"/>
               </w:rPr>
-              <w:t xml:space="preserve">22 (9.8)</w:t>
+              <w:t xml:space="preserve">18 (12.0)</w:t>
             </w:r>
           </w:p>
         </w:tc>
@@ -654,7 +654,7 @@
                 <w:szCs w:val="18"/>
                 <w:color w:val="000000"/>
               </w:rPr>
-              <w:t xml:space="preserve">29 (12.9)</w:t>
+              <w:t xml:space="preserve">37 (12.3)</w:t>
             </w:r>
           </w:p>
         </w:tc>
@@ -709,7 +709,7 @@
                 <w:szCs w:val="18"/>
                 <w:color w:val="000000"/>
               </w:rPr>
-              <w:t xml:space="preserve">11 (4.9)</w:t>
+              <w:t xml:space="preserve">10 (6.7)</w:t>
             </w:r>
           </w:p>
         </w:tc>
@@ -824,7 +824,7 @@
                 <w:szCs w:val="18"/>
                 <w:color w:val="000000"/>
               </w:rPr>
-              <w:t xml:space="preserve">19 (8.4)</w:t>
+              <w:t xml:space="preserve">39 (13.0)</w:t>
             </w:r>
           </w:p>
         </w:tc>
@@ -879,7 +879,7 @@
                 <w:szCs w:val="18"/>
                 <w:color w:val="000000"/>
               </w:rPr>
-              <w:t xml:space="preserve">3 (1.3)</w:t>
+              <w:t xml:space="preserve">3 (2.0)</w:t>
             </w:r>
           </w:p>
         </w:tc>
@@ -939,7 +939,7 @@
                 <w:szCs w:val="18"/>
                 <w:color w:val="000000"/>
               </w:rPr>
-              <w:t xml:space="preserve">  Neurologic</w:t>
+              <w:t xml:space="preserve">  Hepatitis</w:t>
             </w:r>
           </w:p>
         </w:tc>
@@ -994,7 +994,7 @@
                 <w:szCs w:val="18"/>
                 <w:color w:val="000000"/>
               </w:rPr>
-              <w:t xml:space="preserve">11 (4.9)</w:t>
+              <w:t xml:space="preserve">25 (8.3)</w:t>
             </w:r>
           </w:p>
         </w:tc>
@@ -1049,7 +1049,7 @@
                 <w:szCs w:val="18"/>
                 <w:color w:val="000000"/>
               </w:rPr>
-              <w:t xml:space="preserve">5 (2.2)</w:t>
+              <w:t xml:space="preserve">3 (2.0)</w:t>
             </w:r>
           </w:p>
         </w:tc>
@@ -1109,7 +1109,7 @@
                 <w:szCs w:val="18"/>
                 <w:color w:val="000000"/>
               </w:rPr>
-              <w:t xml:space="preserve">  Dermatologic</w:t>
+              <w:t xml:space="preserve">  Pneumonitis</w:t>
             </w:r>
           </w:p>
         </w:tc>
@@ -1164,7 +1164,7 @@
                 <w:szCs w:val="18"/>
                 <w:color w:val="000000"/>
               </w:rPr>
-              <w:t xml:space="preserve">10 (4.4)</w:t>
+              <w:t xml:space="preserve">18 (6.0)</w:t>
             </w:r>
           </w:p>
         </w:tc>
@@ -1219,7 +1219,7 @@
                 <w:szCs w:val="18"/>
                 <w:color w:val="000000"/>
               </w:rPr>
-              <w:t xml:space="preserve">1 (0.4)</w:t>
+              <w:t xml:space="preserve">1 (0.7)</w:t>
             </w:r>
           </w:p>
         </w:tc>
@@ -1279,7 +1279,7 @@
                 <w:szCs w:val="18"/>
                 <w:color w:val="000000"/>
               </w:rPr>
-              <w:t xml:space="preserve">  Hepatitis</w:t>
+              <w:t xml:space="preserve">  Neurologic</w:t>
             </w:r>
           </w:p>
         </w:tc>
@@ -1334,7 +1334,7 @@
                 <w:szCs w:val="18"/>
                 <w:color w:val="000000"/>
               </w:rPr>
-              <w:t xml:space="preserve">8 (3.6)</w:t>
+              <w:t xml:space="preserve">14 (4.7)</w:t>
             </w:r>
           </w:p>
         </w:tc>
@@ -1389,7 +1389,7 @@
                 <w:szCs w:val="18"/>
                 <w:color w:val="000000"/>
               </w:rPr>
-              <w:t xml:space="preserve">3 (1.3)</w:t>
+              <w:t xml:space="preserve">4 (2.7)</w:t>
             </w:r>
           </w:p>
         </w:tc>
@@ -1449,7 +1449,7 @@
                 <w:szCs w:val="18"/>
                 <w:color w:val="000000"/>
               </w:rPr>
-              <w:t xml:space="preserve">  Pneumonitis</w:t>
+              <w:t xml:space="preserve">  Dermatologic</w:t>
             </w:r>
           </w:p>
         </w:tc>
@@ -1504,7 +1504,7 @@
                 <w:szCs w:val="18"/>
                 <w:color w:val="000000"/>
               </w:rPr>
-              <w:t xml:space="preserve">10 (4.4)</w:t>
+              <w:t xml:space="preserve">12 (4.0)</w:t>
             </w:r>
           </w:p>
         </w:tc>
